--- a/companies/calderwood-partners/Engagements/Carroll, Merritt and Williams/Meeting Minutes 2009-06-09 - Carroll, Merritt and Williams.docx
+++ b/companies/calderwood-partners/Engagements/Carroll, Merritt and Williams/Meeting Minutes 2009-06-09 - Carroll, Merritt and Williams.docx
@@ -3,8 +3,16 @@
 <w:document xmlns:wpc="http://schemas.microsoft.com/office/word/2010/wordprocessingCanvas" xmlns:mo="http://schemas.microsoft.com/office/mac/office/2008/main" xmlns:mc="http://schemas.openxmlformats.org/markup-compatibility/2006" xmlns:mv="urn:schemas-microsoft-com:mac:vml" xmlns:o="urn:schemas-microsoft-com:office:office" xmlns:r="http://schemas.openxmlformats.org/officeDocument/2006/relationships" xmlns:m="http://schemas.openxmlformats.org/officeDocument/2006/math" xmlns:v="urn:schemas-microsoft-com:vml" xmlns:wp14="http://schemas.microsoft.com/office/word/2010/wordprocessingDrawing" xmlns:wp="http://schemas.openxmlformats.org/drawingml/2006/wordprocessingDrawing" xmlns:w10="urn:schemas-microsoft-com:office:word" xmlns:w="http://schemas.openxmlformats.org/wordprocessingml/2006/main" xmlns:w14="http://schemas.microsoft.com/office/word/2010/wordml" xmlns:wpg="http://schemas.microsoft.com/office/word/2010/wordprocessingGroup" xmlns:wpi="http://schemas.microsoft.com/office/word/2010/wordprocessingInk" xmlns:wne="http://schemas.microsoft.com/office/word/2006/wordml" xmlns:wps="http://schemas.microsoft.com/office/word/2010/wordprocessingShape" mc:Ignorable="w14 wp14">
   <w:body>
     <w:p>
+      <w:pPr>
+        <w:pStyle w:val="Heading1"/>
+      </w:pPr>
       <w:r>
-        <w:t>Working session on the post-merger integration for Carroll, Merritt and Williams. Minutes taken by Jason Torres.</w:t>
+        <w:t>Minutes of the Working Session: Post-Merger Integration for Carroll, Merritt and Williams</w:t>
+      </w:r>
+    </w:p>
+    <w:p>
+      <w:r>
+        <w:t>These minutes record the working session held with the client team to review the current-state findings and to agree the priorities for the next phase of the integration for Carroll, Merritt and Williams.</w:t>
       </w:r>
     </w:p>
     <w:p>
@@ -12,7 +20,7 @@
         <w:pStyle w:val="Heading2"/>
       </w:pPr>
       <w:r>
-        <w:t>Present</w:t>
+        <w:t>Attendees</w:t>
       </w:r>
     </w:p>
     <w:p>
@@ -20,7 +28,7 @@
         <w:pStyle w:val="ListBullet"/>
       </w:pPr>
       <w:r>
-        <w:t>Jason Torres, Principal</w:t>
+        <w:t>1. Jason Torres, Principal, Calderwood Partners (chair)</w:t>
       </w:r>
     </w:p>
     <w:p>
@@ -28,7 +36,7 @@
         <w:pStyle w:val="ListBullet"/>
       </w:pPr>
       <w:r>
-        <w:t>Daniel Leach, Research Associate</w:t>
+        <w:t>2. Daniel Leach, Research Associate, Calderwood Partners</w:t>
       </w:r>
     </w:p>
     <w:p>
@@ -36,7 +44,7 @@
         <w:pStyle w:val="ListBullet"/>
       </w:pPr>
       <w:r>
-        <w:t>Mary Parker, Research Associate</w:t>
+        <w:t>3. Mary Parker, Research Associate, Calderwood Partners</w:t>
       </w:r>
     </w:p>
     <w:p>
@@ -44,7 +52,7 @@
         <w:pStyle w:val="ListBullet"/>
       </w:pPr>
       <w:r>
-        <w:t>Joseph Wallace, Chief Financial Officer, Carroll, Merritt and Williams</w:t>
+        <w:t>4. Joseph Wallace, Chief Financial Officer, Carroll, Merritt and Williams</w:t>
       </w:r>
     </w:p>
     <w:p>
@@ -52,37 +60,22 @@
         <w:pStyle w:val="Heading2"/>
       </w:pPr>
       <w:r>
-        <w:t>Matters discussed</w:t>
+        <w:t>Discussion</w:t>
       </w:r>
     </w:p>
     <w:p>
       <w:r>
-        <w:t>The session was called to review the consolidated picture and the state of the cost baseline. We are far enough in to have a combined view of the two organizations and a first cut of the combined cost base. We are not yet at findings, and I said as much at the start so that nothing in the discussion would be read as one.</w:t>
+        <w:t>The session opened with a review of the current-state work, which is now substantially complete. Daniel Leach walked the group through the map of the two operating models as they run today, observing that the greatest overlap sits in the shared support functions and that the customer-facing operations differ more than either side had assumed at the outset; the group agreed that this difference is the area most likely to reward careful handling, since a hasty consolidation there would risk disturbing revenue that is presently sound.</w:t>
       </w:r>
     </w:p>
     <w:p>
       <w:r>
-        <w:t>Mary Parker presented the reconciled headcount and reporting view. The two legacy companies together carry more duplicate roles at the supervisor level than either side had expected, concentrated in finance and operations. She was careful to note which figures came from the acquired company's records and which came from yours, and to flag two positions where the two sources disagree and still need reconciling. That is an observation, not a recommendation. Nobody was asked to act on it today, and I want it recorded that way.</w:t>
+        <w:t>On the finance side, Joseph Wallace confirmed that the outstanding cost schedules had been provided, and Daniel Leach reported that the combined cost baseline is now assembled and reconciled against them, with only a small number of allocations still to be agreed between the two finance teams. Mary Parker presented the market and peer context she has compiled, which the group used to frame where the integration might create the most value, and there followed a discussion, left open at the close, of whether the near-term savings identified in the support functions are as substantial in practice as they appear on paper. Joseph Wallace cautioned that some of the apparent duplication reflects contractual commitments that cannot be unwound quickly, and the group accepted that the savings estimate should distinguish what can be realized in the first year from what depends on those commitments running their course.</w:t>
       </w:r>
     </w:p>
     <w:p>
       <w:r>
-        <w:t>Daniel Leach walked through the cost baseline. With the acquired-company accounts now in hand, the combined base is close to complete. One item is unresolved: the two companies define overhead differently, and until a single definition is settled the combined figure carries a qualification. Joseph Wallace agreed that his finance staff will confirm which definition governs. Until they do, the baseline number does not leave this room.</w:t>
-      </w:r>
-    </w:p>
-    <w:p>
-      <w:r>
-        <w:t>Joseph Wallace asked whether we could give an early read on the size of the cost opportunity. Not yet. I would not have him planning against a number we cannot defend. The duplicate-role work points in an obvious direction, but the amount depends on the overhead definition that is still open, and any figure put on it now would be premature.</w:t>
-      </w:r>
-    </w:p>
-    <w:p>
-      <w:r>
-        <w:t>We settled the scope of the operating-model work. It covers the functions named in the engagement letter and no others. Daniel Leach will circulate the written list for Joseph Wallace to confirm, so that we are not designing around a department we were never asked to touch. Once that list is confirmed, the operating-model work starts; it does not start before. Mary Parker noted that two functions were organized differently in each legacy company and asked how we would map them; we agreed to map both structures and mark where they diverge, rather than force one company's shape onto the other.</w:t>
-      </w:r>
-    </w:p>
-    <w:p>
-      <w:r>
-        <w:t>We agreed to hold the next working session after the two open items close, rather than on a fixed date that would arrive before the baseline is defensible. Mary Parker and Daniel Leach will tell me when both are done, and I will set the date from there.</w:t>
+        <w:t>Before turning to actions, the group set out the questions on which the next phase will turn: the order in which functions should be combined, the savings that can be relied upon as against those that are merely nominal, and the safeguards needed to protect the parts of each business that are already performing well. It was agreed that these questions would be carried into a formal statement of priorities for the client's leadership, and that nothing would be presented as settled until both finance teams had signed off on the underlying figures. Jason Torres noted that the priorities should be framed as choices for the leadership to make rather than as conclusions from us, since the decisions that follow are theirs to own, and the group agreed to keep the analysis and the recommendation clearly separate in whatever is put in front of them.</w:t>
       </w:r>
     </w:p>
     <w:p>
@@ -90,7 +83,7 @@
         <w:pStyle w:val="Heading2"/>
       </w:pPr>
       <w:r>
-        <w:t>Actions</w:t>
+        <w:t>Action items</w:t>
       </w:r>
     </w:p>
     <w:tbl>
@@ -100,14 +93,28 @@
         <w:tblLook w:firstColumn="1" w:firstRow="1" w:lastColumn="0" w:lastRow="0" w:noHBand="0" w:noVBand="1" w:val="04A0"/>
       </w:tblPr>
       <w:tblGrid>
-        <w:gridCol w:w="2880"/>
-        <w:gridCol w:w="2880"/>
-        <w:gridCol w:w="2880"/>
+        <w:gridCol w:w="2160"/>
+        <w:gridCol w:w="2160"/>
+        <w:gridCol w:w="2160"/>
+        <w:gridCol w:w="2160"/>
       </w:tblGrid>
       <w:tr>
         <w:tc>
           <w:tcPr>
-            <w:tcW w:type="dxa" w:w="2880"/>
+            <w:tcW w:type="dxa" w:w="2160"/>
+          </w:tcPr>
+          <w:p>
+            <w:r>
+              <w:rPr>
+                <w:b/>
+              </w:rPr>
+              <w:t>No.</w:t>
+            </w:r>
+          </w:p>
+        </w:tc>
+        <w:tc>
+          <w:tcPr>
+            <w:tcW w:type="dxa" w:w="2160"/>
           </w:tcPr>
           <w:p>
             <w:r>
@@ -120,7 +127,7 @@
         </w:tc>
         <w:tc>
           <w:tcPr>
-            <w:tcW w:type="dxa" w:w="2880"/>
+            <w:tcW w:type="dxa" w:w="2160"/>
           </w:tcPr>
           <w:p>
             <w:r>
@@ -133,14 +140,14 @@
         </w:tc>
         <w:tc>
           <w:tcPr>
-            <w:tcW w:type="dxa" w:w="2880"/>
+            <w:tcW w:type="dxa" w:w="2160"/>
           </w:tcPr>
           <w:p>
             <w:r>
               <w:rPr>
                 <w:b/>
               </w:rPr>
-              <w:t>By</w:t>
+              <w:t>Target</w:t>
             </w:r>
           </w:p>
         </w:tc>
@@ -148,49 +155,27 @@
       <w:tr>
         <w:tc>
           <w:tcPr>
-            <w:tcW w:type="dxa" w:w="2880"/>
+            <w:tcW w:type="dxa" w:w="2160"/>
           </w:tcPr>
           <w:p>
             <w:r>
-              <w:t>Confirm the single overhead definition with finance staff</w:t>
+              <w:t>1</w:t>
             </w:r>
           </w:p>
         </w:tc>
         <w:tc>
           <w:tcPr>
-            <w:tcW w:type="dxa" w:w="2880"/>
+            <w:tcW w:type="dxa" w:w="2160"/>
           </w:tcPr>
           <w:p>
             <w:r>
-              <w:t>Joseph Wallace</w:t>
+              <w:t>Agree the remaining cost allocations with the two finance teams and close the combined baseline</w:t>
             </w:r>
           </w:p>
         </w:tc>
         <w:tc>
           <w:tcPr>
-            <w:tcW w:type="dxa" w:w="2880"/>
-          </w:tcPr>
-          <w:p>
-            <w:r>
-              <w:t>Within one week</w:t>
-            </w:r>
-          </w:p>
-        </w:tc>
-      </w:tr>
-      <w:tr>
-        <w:tc>
-          <w:tcPr>
-            <w:tcW w:type="dxa" w:w="2880"/>
-          </w:tcPr>
-          <w:p>
-            <w:r>
-              <w:t>Complete the combined cost baseline once the definition is confirmed</w:t>
-            </w:r>
-          </w:p>
-        </w:tc>
-        <w:tc>
-          <w:tcPr>
-            <w:tcW w:type="dxa" w:w="2880"/>
+            <w:tcW w:type="dxa" w:w="2160"/>
           </w:tcPr>
           <w:p>
             <w:r>
@@ -200,39 +185,7 @@
         </w:tc>
         <w:tc>
           <w:tcPr>
-            <w:tcW w:type="dxa" w:w="2880"/>
-          </w:tcPr>
-          <w:p>
-            <w:r>
-              <w:t>Before the next session</w:t>
-            </w:r>
-          </w:p>
-        </w:tc>
-      </w:tr>
-      <w:tr>
-        <w:tc>
-          <w:tcPr>
-            <w:tcW w:type="dxa" w:w="2880"/>
-          </w:tcPr>
-          <w:p>
-            <w:r>
-              <w:t>Circulate the in-scope function list for written confirmation</w:t>
-            </w:r>
-          </w:p>
-        </w:tc>
-        <w:tc>
-          <w:tcPr>
-            <w:tcW w:type="dxa" w:w="2880"/>
-          </w:tcPr>
-          <w:p>
-            <w:r>
-              <w:t>Daniel Leach</w:t>
-            </w:r>
-          </w:p>
-        </w:tc>
-        <w:tc>
-          <w:tcPr>
-            <w:tcW w:type="dxa" w:w="2880"/>
+            <w:tcW w:type="dxa" w:w="2160"/>
           </w:tcPr>
           <w:p>
             <w:r>
@@ -244,17 +197,69 @@
       <w:tr>
         <w:tc>
           <w:tcPr>
-            <w:tcW w:type="dxa" w:w="2880"/>
+            <w:tcW w:type="dxa" w:w="2160"/>
           </w:tcPr>
           <w:p>
             <w:r>
-              <w:t>Confirm the in-scope function list</w:t>
+              <w:t>2</w:t>
             </w:r>
           </w:p>
         </w:tc>
         <w:tc>
           <w:tcPr>
-            <w:tcW w:type="dxa" w:w="2880"/>
+            <w:tcW w:type="dxa" w:w="2160"/>
+          </w:tcPr>
+          <w:p>
+            <w:r>
+              <w:t>Circulate the compiled market and peer context to the client's leadership</w:t>
+            </w:r>
+          </w:p>
+        </w:tc>
+        <w:tc>
+          <w:tcPr>
+            <w:tcW w:type="dxa" w:w="2160"/>
+          </w:tcPr>
+          <w:p>
+            <w:r>
+              <w:t>Mary Parker</w:t>
+            </w:r>
+          </w:p>
+        </w:tc>
+        <w:tc>
+          <w:tcPr>
+            <w:tcW w:type="dxa" w:w="2160"/>
+          </w:tcPr>
+          <w:p>
+            <w:r>
+              <w:t>Before the next review</w:t>
+            </w:r>
+          </w:p>
+        </w:tc>
+      </w:tr>
+      <w:tr>
+        <w:tc>
+          <w:tcPr>
+            <w:tcW w:type="dxa" w:w="2160"/>
+          </w:tcPr>
+          <w:p>
+            <w:r>
+              <w:t>3</w:t>
+            </w:r>
+          </w:p>
+        </w:tc>
+        <w:tc>
+          <w:tcPr>
+            <w:tcW w:type="dxa" w:w="2160"/>
+          </w:tcPr>
+          <w:p>
+            <w:r>
+              <w:t>Confirm the delivered schedules are complete and nominate the finance owner for the allocation sign-off</w:t>
+            </w:r>
+          </w:p>
+        </w:tc>
+        <w:tc>
+          <w:tcPr>
+            <w:tcW w:type="dxa" w:w="2160"/>
           </w:tcPr>
           <w:p>
             <w:r>
@@ -264,11 +269,11 @@
         </w:tc>
         <w:tc>
           <w:tcPr>
-            <w:tcW w:type="dxa" w:w="2880"/>
+            <w:tcW w:type="dxa" w:w="2160"/>
           </w:tcPr>
           <w:p>
             <w:r>
-              <w:t>Within one week</w:t>
+              <w:t>This week</w:t>
             </w:r>
           </w:p>
         </w:tc>
@@ -276,49 +281,27 @@
       <w:tr>
         <w:tc>
           <w:tcPr>
-            <w:tcW w:type="dxa" w:w="2880"/>
+            <w:tcW w:type="dxa" w:w="2160"/>
           </w:tcPr>
           <w:p>
             <w:r>
-              <w:t>Finalize the duplicate-role view and reconcile the two disputed positions</w:t>
+              <w:t>4</w:t>
             </w:r>
           </w:p>
         </w:tc>
         <w:tc>
           <w:tcPr>
-            <w:tcW w:type="dxa" w:w="2880"/>
+            <w:tcW w:type="dxa" w:w="2160"/>
           </w:tcPr>
           <w:p>
             <w:r>
-              <w:t>Mary Parker</w:t>
+              <w:t>Draft the statement of priorities for the next phase and set the next review with the client</w:t>
             </w:r>
           </w:p>
         </w:tc>
         <w:tc>
           <w:tcPr>
-            <w:tcW w:type="dxa" w:w="2880"/>
-          </w:tcPr>
-          <w:p>
-            <w:r>
-              <w:t>Before the next session</w:t>
-            </w:r>
-          </w:p>
-        </w:tc>
-      </w:tr>
-      <w:tr>
-        <w:tc>
-          <w:tcPr>
-            <w:tcW w:type="dxa" w:w="2880"/>
-          </w:tcPr>
-          <w:p>
-            <w:r>
-              <w:t>Set the next working session once both open items are closed</w:t>
-            </w:r>
-          </w:p>
-        </w:tc>
-        <w:tc>
-          <w:tcPr>
-            <w:tcW w:type="dxa" w:w="2880"/>
+            <w:tcW w:type="dxa" w:w="2160"/>
           </w:tcPr>
           <w:p>
             <w:r>
@@ -328,16 +311,21 @@
         </w:tc>
         <w:tc>
           <w:tcPr>
-            <w:tcW w:type="dxa" w:w="2880"/>
+            <w:tcW w:type="dxa" w:w="2160"/>
           </w:tcPr>
           <w:p>
             <w:r>
-              <w:t>On completion of the above</w:t>
+              <w:t>Next session</w:t>
             </w:r>
           </w:p>
         </w:tc>
       </w:tr>
     </w:tbl>
+    <w:p>
+      <w:r>
+        <w:t>The next working session will be scheduled once the priorities are drafted. These minutes will stand as the record of what was agreed unless a correction is raised within the week.</w:t>
+      </w:r>
+    </w:p>
     <w:sectPr>
       <w:headerReference w:type="first" r:id="rId9"/>
       <w:headerReference w:type="default" r:id="rId10"/>
